--- a/CHECKLISTS/Certificate of Fitness for Carriage of Liquefied Gases in Bulk/CHECK LIST/IGC-01.docx
+++ b/CHECKLISTS/Certificate of Fitness for Carriage of Liquefied Gases in Bulk/CHECK LIST/IGC-01.docx
@@ -3201,22 +3201,18 @@
           <w:trHeight w:hRule="exact" w:val="463"/>
         </w:trPr>
         <w:tc>
-          <w:tcPr>
-            <w:tcW w:w="3229" w:type="dxa"/>
-            <w:tcBorders>
-              <w:top w:val="single" w:sz="5" w:space="0" w:color="000000"/>
-              <w:left w:val="single" w:sz="5" w:space="0" w:color="000000"/>
-              <w:bottom w:val="single" w:sz="5" w:space="0" w:color="000000"/>
-              <w:right w:val="single" w:sz="5" w:space="0" w:color="000000"/>
-            </w:tcBorders>
-          </w:tcPr>
-          <w:p>
-            <w:pPr>
-              <w:rPr>
-                <w:rFonts w:cstheme="minorHAnsi"/>
-              </w:rPr>
-            </w:pPr>
-          </w:p>
+          <w:sdt>
+            <w:sdtPr>
+              <w:tag w:val="vessel_name"/>
+            </w:sdtPr>
+            <w:sdtContent>
+              <w:p>
+                <w:r>
+                  <w:t>{vessel_name}</w:t>
+                </w:r>
+              </w:p>
+            </w:sdtContent>
+          </w:sdt>
         </w:tc>
         <w:tc>
           <w:tcPr>
@@ -6997,22 +6993,18 @@
           <w:trHeight w:hRule="exact" w:val="463"/>
         </w:trPr>
         <w:tc>
-          <w:tcPr>
-            <w:tcW w:w="3229" w:type="dxa"/>
-            <w:tcBorders>
-              <w:top w:val="single" w:sz="5" w:space="0" w:color="000000"/>
-              <w:left w:val="single" w:sz="5" w:space="0" w:color="000000"/>
-              <w:bottom w:val="single" w:sz="5" w:space="0" w:color="000000"/>
-              <w:right w:val="single" w:sz="5" w:space="0" w:color="000000"/>
-            </w:tcBorders>
-          </w:tcPr>
-          <w:p>
-            <w:pPr>
-              <w:rPr>
-                <w:rFonts w:cstheme="minorHAnsi"/>
-              </w:rPr>
-            </w:pPr>
-          </w:p>
+          <w:sdt>
+            <w:sdtPr>
+              <w:tag w:val="vessel_name"/>
+            </w:sdtPr>
+            <w:sdtContent>
+              <w:p>
+                <w:r>
+                  <w:t>{vessel_name}</w:t>
+                </w:r>
+              </w:p>
+            </w:sdtContent>
+          </w:sdt>
         </w:tc>
         <w:tc>
           <w:tcPr>
@@ -10797,22 +10789,18 @@
           <w:trHeight w:hRule="exact" w:val="463"/>
         </w:trPr>
         <w:tc>
-          <w:tcPr>
-            <w:tcW w:w="3229" w:type="dxa"/>
-            <w:tcBorders>
-              <w:top w:val="single" w:sz="5" w:space="0" w:color="000000"/>
-              <w:left w:val="single" w:sz="5" w:space="0" w:color="000000"/>
-              <w:bottom w:val="single" w:sz="5" w:space="0" w:color="000000"/>
-              <w:right w:val="single" w:sz="5" w:space="0" w:color="000000"/>
-            </w:tcBorders>
-          </w:tcPr>
-          <w:p>
-            <w:pPr>
-              <w:rPr>
-                <w:rFonts w:cstheme="minorHAnsi"/>
-              </w:rPr>
-            </w:pPr>
-          </w:p>
+          <w:sdt>
+            <w:sdtPr>
+              <w:tag w:val="vessel_name"/>
+            </w:sdtPr>
+            <w:sdtContent>
+              <w:p>
+                <w:r>
+                  <w:t>{vessel_name}</w:t>
+                </w:r>
+              </w:p>
+            </w:sdtContent>
+          </w:sdt>
         </w:tc>
         <w:tc>
           <w:tcPr>
@@ -14972,22 +14960,18 @@
           <w:trHeight w:hRule="exact" w:val="463"/>
         </w:trPr>
         <w:tc>
-          <w:tcPr>
-            <w:tcW w:w="3229" w:type="dxa"/>
-            <w:tcBorders>
-              <w:top w:val="single" w:sz="5" w:space="0" w:color="000000"/>
-              <w:left w:val="single" w:sz="5" w:space="0" w:color="000000"/>
-              <w:bottom w:val="single" w:sz="5" w:space="0" w:color="000000"/>
-              <w:right w:val="single" w:sz="5" w:space="0" w:color="000000"/>
-            </w:tcBorders>
-          </w:tcPr>
-          <w:p>
-            <w:pPr>
-              <w:rPr>
-                <w:rFonts w:cstheme="minorHAnsi"/>
-              </w:rPr>
-            </w:pPr>
-          </w:p>
+          <w:sdt>
+            <w:sdtPr>
+              <w:tag w:val="vessel_name"/>
+            </w:sdtPr>
+            <w:sdtContent>
+              <w:p>
+                <w:r>
+                  <w:t>{vessel_name}</w:t>
+                </w:r>
+              </w:p>
+            </w:sdtContent>
+          </w:sdt>
         </w:tc>
         <w:tc>
           <w:tcPr>
@@ -19007,22 +18991,18 @@
           <w:trHeight w:hRule="exact" w:val="463"/>
         </w:trPr>
         <w:tc>
-          <w:tcPr>
-            <w:tcW w:w="3229" w:type="dxa"/>
-            <w:tcBorders>
-              <w:top w:val="single" w:sz="5" w:space="0" w:color="000000"/>
-              <w:left w:val="single" w:sz="5" w:space="0" w:color="000000"/>
-              <w:bottom w:val="single" w:sz="5" w:space="0" w:color="000000"/>
-              <w:right w:val="single" w:sz="5" w:space="0" w:color="000000"/>
-            </w:tcBorders>
-          </w:tcPr>
-          <w:p>
-            <w:pPr>
-              <w:rPr>
-                <w:rFonts w:cstheme="minorHAnsi"/>
-              </w:rPr>
-            </w:pPr>
-          </w:p>
+          <w:sdt>
+            <w:sdtPr>
+              <w:tag w:val="vessel_name"/>
+            </w:sdtPr>
+            <w:sdtContent>
+              <w:p>
+                <w:r>
+                  <w:t>{vessel_name}</w:t>
+                </w:r>
+              </w:p>
+            </w:sdtContent>
+          </w:sdt>
         </w:tc>
         <w:tc>
           <w:tcPr>
@@ -23395,22 +23375,18 @@
           <w:trHeight w:hRule="exact" w:val="463"/>
         </w:trPr>
         <w:tc>
-          <w:tcPr>
-            <w:tcW w:w="3229" w:type="dxa"/>
-            <w:tcBorders>
-              <w:top w:val="single" w:sz="5" w:space="0" w:color="000000"/>
-              <w:left w:val="single" w:sz="5" w:space="0" w:color="000000"/>
-              <w:bottom w:val="single" w:sz="5" w:space="0" w:color="000000"/>
-              <w:right w:val="single" w:sz="5" w:space="0" w:color="000000"/>
-            </w:tcBorders>
-          </w:tcPr>
-          <w:p>
-            <w:pPr>
-              <w:rPr>
-                <w:rFonts w:cstheme="minorHAnsi"/>
-              </w:rPr>
-            </w:pPr>
-          </w:p>
+          <w:sdt>
+            <w:sdtPr>
+              <w:tag w:val="vessel_name"/>
+            </w:sdtPr>
+            <w:sdtContent>
+              <w:p>
+                <w:r>
+                  <w:t>{vessel_name}</w:t>
+                </w:r>
+              </w:p>
+            </w:sdtContent>
+          </w:sdt>
         </w:tc>
         <w:tc>
           <w:tcPr>
@@ -23987,13 +23963,18 @@
       </w:r>
     </w:p>
     <w:p>
-      <w:pPr>
-        <w:rPr>
-          <w:rFonts w:eastAsia="Calibri" w:cstheme="minorHAnsi"/>
-          <w:sz w:val="20"/>
-          <w:szCs w:val="20"/>
-        </w:rPr>
-      </w:pPr>
+      <w:sdt>
+        <w:sdtPr>
+          <w:tag w:val="expiry_date"/>
+        </w:sdtPr>
+        <w:sdtContent>
+          <w:p>
+            <w:r>
+              <w:t>{expiry_date}</w:t>
+            </w:r>
+          </w:p>
+        </w:sdtContent>
+      </w:sdt>
     </w:p>
     <w:p>
       <w:pPr>
@@ -24201,22 +24182,18 @@
           <w:trHeight w:hRule="exact" w:val="306"/>
         </w:trPr>
         <w:tc>
-          <w:tcPr>
-            <w:tcW w:w="1051" w:type="dxa"/>
-            <w:tcBorders>
-              <w:top w:val="nil"/>
-              <w:left w:val="nil"/>
-              <w:bottom w:val="nil"/>
-              <w:right w:val="nil"/>
-            </w:tcBorders>
-          </w:tcPr>
-          <w:p>
-            <w:pPr>
-              <w:rPr>
-                <w:rFonts w:cstheme="minorHAnsi"/>
-              </w:rPr>
-            </w:pPr>
-          </w:p>
+          <w:sdt>
+            <w:sdtPr>
+              <w:tag w:val="place_of_survey"/>
+            </w:sdtPr>
+            <w:sdtContent>
+              <w:p>
+                <w:r>
+                  <w:t>{place_of_survey}</w:t>
+                </w:r>
+              </w:p>
+            </w:sdtContent>
+          </w:sdt>
         </w:tc>
         <w:tc>
           <w:tcPr>
@@ -24311,22 +24288,18 @@
           </w:p>
         </w:tc>
         <w:tc>
-          <w:tcPr>
-            <w:tcW w:w="1599" w:type="dxa"/>
-            <w:tcBorders>
-              <w:top w:val="nil"/>
-              <w:left w:val="nil"/>
-              <w:bottom w:val="nil"/>
-              <w:right w:val="nil"/>
-            </w:tcBorders>
-          </w:tcPr>
-          <w:p>
-            <w:pPr>
-              <w:rPr>
-                <w:rFonts w:cstheme="minorHAnsi"/>
-              </w:rPr>
-            </w:pPr>
-          </w:p>
+          <w:sdt>
+            <w:sdtPr>
+              <w:tag w:val="issue_date"/>
+            </w:sdtPr>
+            <w:sdtContent>
+              <w:p>
+                <w:r>
+                  <w:t>{issue_date}</w:t>
+                </w:r>
+              </w:p>
+            </w:sdtContent>
+          </w:sdt>
         </w:tc>
         <w:tc>
           <w:tcPr>

--- a/CHECKLISTS/Certificate of Fitness for Carriage of Liquefied Gases in Bulk/CHECK LIST/IGC-01.docx
+++ b/CHECKLISTS/Certificate of Fitness for Carriage of Liquefied Gases in Bulk/CHECK LIST/IGC-01.docx
@@ -23961,29 +23961,26 @@
         </w:rPr>
         <w:t>(Year)</w:t>
       </w:r>
-    </w:p>
-    <w:p>
       <w:sdt>
         <w:sdtPr>
           <w:tag w:val="expiry_date"/>
+          <w:rPr>
+            <w:rFonts w:cstheme="minorHAnsi"/>
+            <w:spacing w:val="-1"/>
+            <w:sz w:val="20"/>
+          </w:rPr>
         </w:sdtPr>
         <w:sdtContent>
-          <w:p>
-            <w:r>
-              <w:t>{expiry_date}</w:t>
-            </w:r>
-          </w:p>
+          <w:r>
+            <w:rPr>
+              <w:rFonts w:cstheme="minorHAnsi"/>
+              <w:spacing w:val="-1"/>
+              <w:sz w:val="20"/>
+            </w:rPr>
+            <w:t>{expiry_date}</w:t>
+          </w:r>
         </w:sdtContent>
       </w:sdt>
-    </w:p>
-    <w:p>
-      <w:pPr>
-        <w:rPr>
-          <w:rFonts w:eastAsia="Calibri" w:cstheme="minorHAnsi"/>
-          <w:sz w:val="20"/>
-          <w:szCs w:val="20"/>
-        </w:rPr>
-      </w:pPr>
     </w:p>
     <w:p>
       <w:pPr>

--- a/CHECKLISTS/Certificate of Fitness for Carriage of Liquefied Gases in Bulk/CHECK LIST/IGC-01.docx
+++ b/CHECKLISTS/Certificate of Fitness for Carriage of Liquefied Gases in Bulk/CHECK LIST/IGC-01.docx
@@ -23959,20 +23959,16 @@
           <w:spacing w:val="-1"/>
           <w:sz w:val="20"/>
         </w:rPr>
-        <w:t>(Year)</w:t>
-      </w:r>
-    </w:p>
-    <w:p>
+        <w:t xml:space="preserve">(Year) </w:t>
+      </w:r>
       <w:sdt>
         <w:sdtPr>
           <w:tag w:val="expiry_date"/>
         </w:sdtPr>
         <w:sdtContent>
-          <w:p>
-            <w:r>
-              <w:t>{expiry_date}</w:t>
-            </w:r>
-          </w:p>
+          <w:r>
+            <w:t>{expiry_date}</w:t>
+          </w:r>
         </w:sdtContent>
       </w:sdt>
     </w:p>
